--- a/pr-preview/pr-310/linear-algebra-rank-nullity.docx
+++ b/pr-preview/pr-310/linear-algebra-rank-nullity.docx
@@ -15,7 +15,7 @@
         <w:pStyle w:val="Date"/>
       </w:pPr>
       <w:r>
-        <w:t xml:space="preserve">Last modified: 2026-10-15 08:32:48 (PDT)</w:t>
+        <w:t xml:space="preserve">Last modified: 2026-10-15 13:37:28 (PDT)</w:t>
       </w:r>
     </w:p>
     <w:bookmarkStart w:id="44" w:name="sec-column-null-space"/>
@@ -992,7 +992,7 @@
           <w:rPr>
             <w:rStyle w:val="Hyperlink"/>
           </w:rPr>
-          <w:t xml:space="preserve">Definition 11 in Matrices</w:t>
+          <w:t xml:space="preserve">Definition 13 in Matrices</w:t>
         </w:r>
       </w:hyperlink>
       <w:r>
@@ -5612,7 +5612,7 @@
                   <m:nor/>
                   <m:sty m:val="p"/>
                 </m:rPr>
-                <m:t>Definition 11 in Matrices</m:t>
+                <m:t>Definition 13 in Matrices</m:t>
               </m:r>
               <m:r>
                 <m:rPr>
@@ -5817,7 +5817,7 @@
                   <m:nor/>
                   <m:sty m:val="p"/>
                 </m:rPr>
-                <m:t>Definition 11 in Matrices</m:t>
+                <m:t>Definition 13 in Matrices</m:t>
               </m:r>
               <m:r>
                 <m:rPr>
@@ -18437,7 +18437,7 @@
           <w:rPr>
             <w:rStyle w:val="Hyperlink"/>
           </w:rPr>
-          <w:t xml:space="preserve">Definition 8 in Subspaces and Rank</w:t>
+          <w:t xml:space="preserve">Definition 9 in Subspaces and Rank</w:t>
         </w:r>
       </w:hyperlink>
       <w:r>
@@ -28563,7 +28563,7 @@
           <w:rPr>
             <w:rStyle w:val="Hyperlink"/>
           </w:rPr>
-          <w:t xml:space="preserve">Definition 16 in Matrices</w:t>
+          <w:t xml:space="preserve">Definition 18 in Matrices</w:t>
         </w:r>
       </w:hyperlink>
       <w:r>
@@ -29003,7 +29003,7 @@
                   <m:nor/>
                   <m:sty m:val="p"/>
                 </m:rPr>
-                <m:t>Definition 6 in Vectors</m:t>
+                <m:t>Definition 7 in Vectors</m:t>
               </m:r>
               <m:r>
                 <m:rPr>
@@ -29519,7 +29519,7 @@
           <w:rPr>
             <w:rStyle w:val="Hyperlink"/>
           </w:rPr>
-          <w:t xml:space="preserve">Definition 19 in Matrices</w:t>
+          <w:t xml:space="preserve">Definition 22 in Matrices</w:t>
         </w:r>
       </w:hyperlink>
       <w:r>
@@ -29769,7 +29769,7 @@
           <w:rPr>
             <w:rStyle w:val="Hyperlink"/>
           </w:rPr>
-          <w:t xml:space="preserve">Definition 8 in Subspaces and Rank</w:t>
+          <w:t xml:space="preserve">Definition 9 in Subspaces and Rank</w:t>
         </w:r>
       </w:hyperlink>
       <w:r>
@@ -30119,7 +30119,7 @@
           <w:rPr>
             <w:rStyle w:val="Hyperlink"/>
           </w:rPr>
-          <w:t xml:space="preserve">Definition 13 in Vectors</w:t>
+          <w:t xml:space="preserve">Definition 15 in Vectors</w:t>
         </w:r>
       </w:hyperlink>
       <w:r>
@@ -34937,7 +34937,7 @@
           <w:rPr>
             <w:rStyle w:val="Hyperlink"/>
           </w:rPr>
-          <w:t xml:space="preserve">Definition 19 in Matrices</w:t>
+          <w:t xml:space="preserve">Definition 22 in Matrices</w:t>
         </w:r>
       </w:hyperlink>
       <w:r>
@@ -39358,7 +39358,7 @@
           <w:rPr>
             <w:rStyle w:val="Hyperlink"/>
           </w:rPr>
-          <w:t xml:space="preserve">Definition 19 in Matrices</w:t>
+          <w:t xml:space="preserve">Definition 22 in Matrices</w:t>
         </w:r>
       </w:hyperlink>
       <w:r>
@@ -40258,7 +40258,7 @@
           <w:rPr>
             <w:rStyle w:val="Hyperlink"/>
           </w:rPr>
-          <w:t xml:space="preserve">Definition 19 in Matrices</w:t>
+          <w:t xml:space="preserve">Definition 22 in Matrices</w:t>
         </w:r>
       </w:hyperlink>
       <w:r>
@@ -44143,7 +44143,7 @@
           <w:rPr>
             <w:rStyle w:val="Hyperlink"/>
           </w:rPr>
-          <w:t xml:space="preserve">Definition 8 in Subspaces and Rank</w:t>
+          <w:t xml:space="preserve">Definition 9 in Subspaces and Rank</w:t>
         </w:r>
       </w:hyperlink>
       <w:r>
@@ -44533,7 +44533,7 @@
           <w:rPr>
             <w:rStyle w:val="Hyperlink"/>
           </w:rPr>
-          <w:t xml:space="preserve">Definition 19 in Matrices</w:t>
+          <w:t xml:space="preserve">Definition 22 in Matrices</w:t>
         </w:r>
       </w:hyperlink>
       <w:r>
